--- a/resources/form_templates/estandar/SNCC_F064_Portada_Compra_Menor.docx
+++ b/resources/form_templates/estandar/SNCC_F064_Portada_Compra_Menor.docx
@@ -126,7 +126,7 @@
                                         <w:rFonts w:cstheme="minorHAnsi"/>
                                         <w:sz w:val="18"/>
                                       </w:rPr>
-                                      <w:t>Click here to enter text.</w:t>
+                                      <w:t>${proceso_codigo}</w:t>
                                     </w:r>
                                   </w:p>
                                 </w:sdtContent>
@@ -284,7 +284,7 @@
                                   <w:rFonts w:cstheme="minorHAnsi"/>
                                   <w:sz w:val="18"/>
                                 </w:rPr>
-                                <w:t>Click here to enter text.</w:t>
+                                <w:t>${proceso_codigo}</w:t>
                               </w:r>
                             </w:p>
                           </w:sdtContent>

--- a/resources/form_templates/estandar/SNCC_F064_Portada_Compra_Menor.docx
+++ b/resources/form_templates/estandar/SNCC_F064_Portada_Compra_Menor.docx
@@ -4208,6 +4208,17 @@
       <w:cols w:space="708"/>
       <w:docGrid w:linePitch="360"/>
     </w:sectPr>
+    <w:p>
+      <w:pPr>
+        <w:jc w:val="center"/>
+      </w:pPr>
+      <w:r>
+        <w:rPr>
+          <w:sz w:val="20"/>
+        </w:rPr>
+        <w:t>${img_sello}</w:t>
+      </w:r>
+    </w:p>
   </w:body>
 </w:document>
 </file>

--- a/resources/form_templates/estandar/SNCC_F064_Portada_Compra_Menor.docx
+++ b/resources/form_templates/estandar/SNCC_F064_Portada_Compra_Menor.docx
@@ -4208,17 +4208,50 @@
       <w:cols w:space="708"/>
       <w:docGrid w:linePitch="360"/>
     </w:sectPr>
-    <w:p>
-      <w:pPr>
+    <w:tbl>
+      <w:tblPr>
+        <w:tblW w:w="0" w:type="auto"/>
+        <w:tblBorders>
+          <w:top w:val="none" w:sz="0" w:space="0" w:color="auto"/>
+          <w:left w:val="none" w:sz="0" w:space="0" w:color="auto"/>
+          <w:bottom w:val="none" w:sz="0" w:space="0" w:color="auto"/>
+          <w:right w:val="none" w:sz="0" w:space="0" w:color="auto"/>
+          <w:insideH w:val="none" w:sz="0" w:space="0" w:color="auto"/>
+          <w:insideV w:val="none" w:sz="0" w:space="0" w:color="auto"/>
+        </w:tblBorders>
         <w:jc w:val="center"/>
-      </w:pPr>
-      <w:r>
-        <w:rPr>
-          <w:sz w:val="20"/>
-        </w:rPr>
-        <w:t>${img_sello}</w:t>
-      </w:r>
-    </w:p>
+      </w:tblPr>
+      <w:tr>
+        <w:tc>
+          <w:tcPr>
+            <w:tcW w:w="4800" w:type="dxa"/>
+            <w:vAlign w:val="bottom"/>
+          </w:tcPr>
+          <w:p>
+            <w:pPr>
+              <w:jc w:val="center"/>
+            </w:pPr>
+            <w:r>
+              <w:t>${img_firma}</w:t>
+            </w:r>
+          </w:p>
+        </w:tc>
+        <w:tc>
+          <w:tcPr>
+            <w:tcW w:w="4800" w:type="dxa"/>
+            <w:vAlign w:val="bottom"/>
+          </w:tcPr>
+          <w:p>
+            <w:pPr>
+              <w:jc w:val="center"/>
+            </w:pPr>
+            <w:r>
+              <w:t>${img_sello}</w:t>
+            </w:r>
+          </w:p>
+        </w:tc>
+      </w:tr>
+    </w:tbl>
   </w:body>
 </w:document>
 </file>
